--- a/docs/package/03_Contracts/iNXT_BrokerVerse_Letter_of_Award_and_Proposal_Acceptance.docx
+++ b/docs/package/03_Contracts/iNXT_BrokerVerse_Letter_of_Award_and_Proposal_Acceptance.docx
@@ -789,7 +789,7 @@
             </w:rPr>
             <w:fldChar w:fldCharType="separate"/>
           </w:r>
-          <w:hyperlink w:anchor="__RefHeading___Toc30409_4049217194">
+          <w:hyperlink w:anchor="__RefHeading___Toc30409_3199679052">
             <w:r>
               <w:rPr>
                 <w:webHidden/>
@@ -824,7 +824,7 @@
             </w:tabs>
             <w:rPr/>
           </w:pPr>
-          <w:hyperlink w:anchor="__RefHeading___Toc30411_4049217194">
+          <w:hyperlink w:anchor="__RefHeading___Toc30411_3199679052">
             <w:r>
               <w:rPr>
                 <w:webHidden/>
@@ -853,7 +853,7 @@
             </w:tabs>
             <w:rPr/>
           </w:pPr>
-          <w:hyperlink w:anchor="__RefHeading___Toc30413_4049217194">
+          <w:hyperlink w:anchor="__RefHeading___Toc30413_3199679052">
             <w:r>
               <w:rPr>
                 <w:webHidden/>
@@ -875,7 +875,7 @@
             </w:tabs>
             <w:rPr/>
           </w:pPr>
-          <w:hyperlink w:anchor="__RefHeading___Toc30415_4049217194">
+          <w:hyperlink w:anchor="__RefHeading___Toc30415_3199679052">
             <w:r>
               <w:rPr>
                 <w:webHidden/>
@@ -897,7 +897,7 @@
             </w:tabs>
             <w:rPr/>
           </w:pPr>
-          <w:hyperlink w:anchor="__RefHeading___Toc30417_4049217194">
+          <w:hyperlink w:anchor="__RefHeading___Toc30417_3199679052">
             <w:r>
               <w:rPr>
                 <w:webHidden/>
@@ -919,7 +919,7 @@
             </w:tabs>
             <w:rPr/>
           </w:pPr>
-          <w:hyperlink w:anchor="__RefHeading___Toc30419_4049217194">
+          <w:hyperlink w:anchor="__RefHeading___Toc30419_3199679052">
             <w:r>
               <w:rPr>
                 <w:webHidden/>
@@ -941,7 +941,7 @@
             </w:tabs>
             <w:rPr/>
           </w:pPr>
-          <w:hyperlink w:anchor="__RefHeading___Toc30421_4049217194">
+          <w:hyperlink w:anchor="__RefHeading___Toc30421_3199679052">
             <w:r>
               <w:rPr>
                 <w:webHidden/>
@@ -963,7 +963,7 @@
             </w:tabs>
             <w:rPr/>
           </w:pPr>
-          <w:hyperlink w:anchor="__RefHeading___Toc30423_4049217194">
+          <w:hyperlink w:anchor="__RefHeading___Toc30423_3199679052">
             <w:r>
               <w:rPr>
                 <w:webHidden/>
@@ -985,7 +985,7 @@
             </w:tabs>
             <w:rPr/>
           </w:pPr>
-          <w:hyperlink w:anchor="__RefHeading___Toc30425_4049217194">
+          <w:hyperlink w:anchor="__RefHeading___Toc30425_3199679052">
             <w:r>
               <w:rPr>
                 <w:webHidden/>
@@ -1007,7 +1007,7 @@
             </w:tabs>
             <w:rPr/>
           </w:pPr>
-          <w:hyperlink w:anchor="__RefHeading___Toc30427_4049217194">
+          <w:hyperlink w:anchor="__RefHeading___Toc30427_3199679052">
             <w:r>
               <w:rPr>
                 <w:webHidden/>
@@ -1029,7 +1029,7 @@
             </w:tabs>
             <w:rPr/>
           </w:pPr>
-          <w:hyperlink w:anchor="__RefHeading___Toc30429_4049217194">
+          <w:hyperlink w:anchor="__RefHeading___Toc30429_3199679052">
             <w:r>
               <w:rPr>
                 <w:webHidden/>
@@ -1077,7 +1077,7 @@
       <w:r>
         <w:br w:type="page"/>
       </w:r>
-      <w:bookmarkStart w:id="0" w:name="__RefHeading___Toc30409_4049217194"/>
+      <w:bookmarkStart w:id="0" w:name="__RefHeading___Toc30409_3199679052"/>
       <w:bookmarkStart w:id="1" w:name="_Toc48319687"/>
       <w:bookmarkStart w:id="2" w:name="_Toc11824118"/>
       <w:bookmarkEnd w:id="0"/>
@@ -1722,7 +1722,7 @@
           <w:spacing w:val="0"/>
         </w:rPr>
       </w:pPr>
-      <w:bookmarkStart w:id="4" w:name="__RefHeading___Toc30411_4049217194"/>
+      <w:bookmarkStart w:id="4" w:name="__RefHeading___Toc30411_3199679052"/>
       <w:bookmarkStart w:id="5" w:name="_Toc233203388"/>
       <w:bookmarkEnd w:id="4"/>
       <w:r>
@@ -2553,7 +2553,7 @@
         <w:pageBreakBefore w:val="false"/>
         <w:rPr/>
       </w:pPr>
-      <w:bookmarkStart w:id="6" w:name="__RefHeading___Toc30413_4049217194"/>
+      <w:bookmarkStart w:id="6" w:name="__RefHeading___Toc30413_3199679052"/>
       <w:bookmarkEnd w:id="6"/>
       <w:r>
         <w:rPr>
@@ -2692,7 +2692,7 @@
         <w:pStyle w:val="Heading1"/>
         <w:rPr/>
       </w:pPr>
-      <w:bookmarkStart w:id="7" w:name="__RefHeading___Toc30415_4049217194"/>
+      <w:bookmarkStart w:id="7" w:name="__RefHeading___Toc30415_3199679052"/>
       <w:bookmarkEnd w:id="7"/>
       <w:r>
         <w:rPr>
@@ -2881,7 +2881,7 @@
         <w:pStyle w:val="Heading2"/>
         <w:rPr/>
       </w:pPr>
-      <w:bookmarkStart w:id="8" w:name="__RefHeading___Toc30417_4049217194"/>
+      <w:bookmarkStart w:id="8" w:name="__RefHeading___Toc30417_3199679052"/>
       <w:bookmarkEnd w:id="8"/>
       <w:r>
         <w:rPr>
@@ -3550,7 +3550,7 @@
         <w:pStyle w:val="Heading2"/>
         <w:rPr/>
       </w:pPr>
-      <w:bookmarkStart w:id="9" w:name="__RefHeading___Toc30419_4049217194"/>
+      <w:bookmarkStart w:id="9" w:name="__RefHeading___Toc30419_3199679052"/>
       <w:bookmarkEnd w:id="9"/>
       <w:r>
         <w:rPr>
@@ -4003,7 +4003,7 @@
         <w:pStyle w:val="Heading2"/>
         <w:rPr/>
       </w:pPr>
-      <w:bookmarkStart w:id="10" w:name="__RefHeading___Toc30421_4049217194"/>
+      <w:bookmarkStart w:id="10" w:name="__RefHeading___Toc30421_3199679052"/>
       <w:bookmarkEnd w:id="10"/>
       <w:r>
         <w:rPr>
@@ -4540,7 +4540,7 @@
       <w:r>
         <w:br w:type="page"/>
       </w:r>
-      <w:bookmarkStart w:id="11" w:name="__RefHeading___Toc30423_4049217194"/>
+      <w:bookmarkStart w:id="11" w:name="__RefHeading___Toc30423_3199679052"/>
       <w:bookmarkEnd w:id="11"/>
       <w:r>
         <w:rPr>
@@ -4557,7 +4557,7 @@
         <w:pStyle w:val="Heading2"/>
         <w:rPr/>
       </w:pPr>
-      <w:bookmarkStart w:id="12" w:name="__RefHeading___Toc30425_4049217194"/>
+      <w:bookmarkStart w:id="12" w:name="__RefHeading___Toc30425_3199679052"/>
       <w:bookmarkEnd w:id="12"/>
       <w:r>
         <w:rPr>
@@ -5534,7 +5534,7 @@
         <w:pStyle w:val="Heading2"/>
         <w:rPr/>
       </w:pPr>
-      <w:bookmarkStart w:id="13" w:name="__RefHeading___Toc30427_4049217194"/>
+      <w:bookmarkStart w:id="13" w:name="__RefHeading___Toc30427_3199679052"/>
       <w:bookmarkEnd w:id="13"/>
       <w:r>
         <w:rPr>
@@ -6070,7 +6070,7 @@
       <w:r>
         <w:br w:type="page"/>
       </w:r>
-      <w:bookmarkStart w:id="14" w:name="__RefHeading___Toc30429_4049217194"/>
+      <w:bookmarkStart w:id="14" w:name="__RefHeading___Toc30429_3199679052"/>
       <w:bookmarkStart w:id="15" w:name="_Toc233203395"/>
       <w:bookmarkEnd w:id="14"/>
       <w:r>
